--- a/dokumenti/Шаблон описания требований.docx
+++ b/dokumenti/Шаблон описания требований.docx
@@ -25,11 +25,19 @@
         </w:rPr>
         <w:t xml:space="preserve"> </w:t>
       </w:r>
+      <w:proofErr w:type="spellStart"/>
       <w:r>
         <w:rPr>
           <w:rFonts w:ascii="Times New Roman" w:hAnsi="Times New Roman"/>
         </w:rPr>
-        <w:t xml:space="preserve">Сабаев Павел Андреевич, ЕТ </w:t>
+        <w:t>Сабаев</w:t>
+      </w:r>
+      <w:proofErr w:type="spellEnd"/>
+      <w:r>
+        <w:rPr>
+          <w:rFonts w:ascii="Times New Roman" w:hAnsi="Times New Roman"/>
+        </w:rPr>
+        <w:t xml:space="preserve"> Павел Андреевич, ЕТ </w:t>
       </w:r>
       <w:r>
         <w:rPr>
@@ -98,7 +106,6 @@
         <w:rPr>
           <w:rFonts w:ascii="Times New Roman" w:hAnsi="Times New Roman" w:cs="Times New Roman"/>
           <w:u w:val="single"/>
-          <w:lang w:val="en-US"/>
         </w:rPr>
       </w:pPr>
       <w:r>
@@ -117,7 +124,21 @@
         <w:rPr>
           <w:rFonts w:ascii="Times New Roman" w:hAnsi="Times New Roman" w:cs="Times New Roman"/>
         </w:rPr>
-        <w:t>Разработка web-приложения для ведения учета инвестиционных сделок</w:t>
+        <w:t xml:space="preserve">Разработка </w:t>
+      </w:r>
+      <w:proofErr w:type="spellStart"/>
+      <w:r>
+        <w:rPr>
+          <w:rFonts w:ascii="Times New Roman" w:hAnsi="Times New Roman" w:cs="Times New Roman"/>
+        </w:rPr>
+        <w:t>web</w:t>
+      </w:r>
+      <w:proofErr w:type="spellEnd"/>
+      <w:r>
+        <w:rPr>
+          <w:rFonts w:ascii="Times New Roman" w:hAnsi="Times New Roman" w:cs="Times New Roman"/>
+        </w:rPr>
+        <w:t>-приложения для ведения учета инвестиционных сделок</w:t>
       </w:r>
     </w:p>
     <w:p>
@@ -726,6 +747,7 @@
     <w:p>
       <w:pPr>
         <w:spacing w:before="360" w:after="240" w:line="240" w:lineRule="auto"/>
+        <w:jc w:val="center"/>
         <w:rPr>
           <w:rFonts w:ascii="Times New Roman" w:hAnsi="Times New Roman"/>
           <w:b/>
@@ -741,9 +763,9 @@
           <w:szCs w:val="28"/>
         </w:rPr>
         <w:drawing>
-          <wp:inline distT="0" distB="0" distL="0" distR="0" wp14:anchorId="76F132E1" wp14:editId="6E3C0CA7">
-            <wp:extent cx="5940425" cy="1555750"/>
-            <wp:effectExtent l="0" t="0" r="3175" b="6350"/>
+          <wp:inline distT="0" distB="0" distL="0" distR="0" wp14:anchorId="4C911FA7" wp14:editId="0FE51021">
+            <wp:extent cx="5940425" cy="1535430"/>
+            <wp:effectExtent l="0" t="0" r="3175" b="7620"/>
             <wp:docPr id="1" name="Рисунок 1"/>
             <wp:cNvGraphicFramePr>
               <a:graphicFrameLocks xmlns:a="http://schemas.openxmlformats.org/drawingml/2006/main" noChangeAspect="1"/>
@@ -764,7 +786,7 @@
                   <pic:spPr>
                     <a:xfrm>
                       <a:off x="0" y="0"/>
-                      <a:ext cx="5940425" cy="1555750"/>
+                      <a:ext cx="5940425" cy="1535430"/>
                     </a:xfrm>
                     <a:prstGeom prst="rect">
                       <a:avLst/>
@@ -775,6 +797,27 @@
             </a:graphic>
           </wp:inline>
         </w:drawing>
+      </w:r>
+    </w:p>
+    <w:p>
+      <w:pPr>
+        <w:spacing w:after="0" w:line="360" w:lineRule="auto"/>
+        <w:jc w:val="center"/>
+        <w:rPr>
+          <w:rFonts w:ascii="Times New Roman" w:hAnsi="Times New Roman"/>
+          <w:bCs/>
+          <w:sz w:val="28"/>
+          <w:szCs w:val="28"/>
+        </w:rPr>
+      </w:pPr>
+      <w:r>
+        <w:rPr>
+          <w:rFonts w:ascii="Times New Roman" w:hAnsi="Times New Roman"/>
+          <w:bCs/>
+          <w:sz w:val="28"/>
+          <w:szCs w:val="28"/>
+        </w:rPr>
+        <w:t>Рисунок 1 – диаграмма вариантов использования</w:t>
       </w:r>
     </w:p>
     <w:p>
@@ -854,6 +897,7 @@
         </w:rPr>
         <w:t xml:space="preserve">Авторизованный пользователь </w:t>
       </w:r>
+      <w:proofErr w:type="gramStart"/>
       <w:r>
         <w:rPr>
           <w:rFonts w:ascii="Times New Roman" w:eastAsia="Times New Roman" w:hAnsi="Times New Roman" w:cs="Times New Roman"/>
@@ -870,7 +914,17 @@
           <w:szCs w:val="28"/>
           <w:lang w:eastAsia="ru-RU"/>
         </w:rPr>
-        <w:t xml:space="preserve"> это пользователь, который прошёл процедуру авторизации в системе.</w:t>
+        <w:t xml:space="preserve"> это</w:t>
+      </w:r>
+      <w:proofErr w:type="gramEnd"/>
+      <w:r>
+        <w:rPr>
+          <w:rFonts w:ascii="Times New Roman" w:eastAsia="Times New Roman" w:hAnsi="Times New Roman" w:cs="Times New Roman"/>
+          <w:sz w:val="28"/>
+          <w:szCs w:val="28"/>
+          <w:lang w:eastAsia="ru-RU"/>
+        </w:rPr>
+        <w:t xml:space="preserve"> пользователь, который прошёл процедуру авторизации в системе.</w:t>
       </w:r>
     </w:p>
     <w:p>
@@ -1074,6 +1128,7 @@
         </w:rPr>
         <w:t xml:space="preserve">Неавторизованный пользователь </w:t>
       </w:r>
+      <w:proofErr w:type="gramStart"/>
       <w:r>
         <w:rPr>
           <w:sz w:val="28"/>
@@ -1086,7 +1141,15 @@
           <w:sz w:val="28"/>
           <w:szCs w:val="28"/>
         </w:rPr>
-        <w:t xml:space="preserve"> это пользователь, который ещё не вошёл в систему.</w:t>
+        <w:t xml:space="preserve"> это</w:t>
+      </w:r>
+      <w:proofErr w:type="gramEnd"/>
+      <w:r>
+        <w:rPr>
+          <w:sz w:val="28"/>
+          <w:szCs w:val="28"/>
+        </w:rPr>
+        <w:t xml:space="preserve"> пользователь, который ещё не вошёл в систему.</w:t>
       </w:r>
     </w:p>
     <w:p>
@@ -1214,7 +1277,6 @@
           <w:sz w:val="28"/>
           <w:szCs w:val="28"/>
         </w:rPr>
-        <w:lastRenderedPageBreak/>
         <w:t xml:space="preserve">Краткое описание вариантов использования </w:t>
       </w:r>
     </w:p>
@@ -1262,7 +1324,27 @@
           <w:szCs w:val="28"/>
           <w:lang w:eastAsia="ru-RU"/>
         </w:rPr>
-        <w:t>Неавторизованный пользователь вводит регистрационные данные (email и пароль).</w:t>
+        <w:t>Неавторизованный пользователь вводит регистрационные данные (</w:t>
+      </w:r>
+      <w:proofErr w:type="spellStart"/>
+      <w:r>
+        <w:rPr>
+          <w:rFonts w:ascii="Times New Roman" w:eastAsia="Times New Roman" w:hAnsi="Times New Roman" w:cs="Times New Roman"/>
+          <w:sz w:val="28"/>
+          <w:szCs w:val="28"/>
+          <w:lang w:eastAsia="ru-RU"/>
+        </w:rPr>
+        <w:t>email</w:t>
+      </w:r>
+      <w:proofErr w:type="spellEnd"/>
+      <w:r>
+        <w:rPr>
+          <w:rFonts w:ascii="Times New Roman" w:eastAsia="Times New Roman" w:hAnsi="Times New Roman" w:cs="Times New Roman"/>
+          <w:sz w:val="28"/>
+          <w:szCs w:val="28"/>
+          <w:lang w:eastAsia="ru-RU"/>
+        </w:rPr>
+        <w:t xml:space="preserve"> и пароль).</w:t>
       </w:r>
     </w:p>
     <w:p>
@@ -1346,7 +1428,27 @@
           <w:szCs w:val="28"/>
           <w:lang w:eastAsia="ru-RU"/>
         </w:rPr>
-        <w:t>Пользователь вводит свои учетные данные (email и пароль).</w:t>
+        <w:t>Пользователь вводит свои учетные данные (</w:t>
+      </w:r>
+      <w:proofErr w:type="spellStart"/>
+      <w:r>
+        <w:rPr>
+          <w:rFonts w:ascii="Times New Roman" w:eastAsia="Times New Roman" w:hAnsi="Times New Roman" w:cs="Times New Roman"/>
+          <w:sz w:val="28"/>
+          <w:szCs w:val="28"/>
+          <w:lang w:eastAsia="ru-RU"/>
+        </w:rPr>
+        <w:t>email</w:t>
+      </w:r>
+      <w:proofErr w:type="spellEnd"/>
+      <w:r>
+        <w:rPr>
+          <w:rFonts w:ascii="Times New Roman" w:eastAsia="Times New Roman" w:hAnsi="Times New Roman" w:cs="Times New Roman"/>
+          <w:sz w:val="28"/>
+          <w:szCs w:val="28"/>
+          <w:lang w:eastAsia="ru-RU"/>
+        </w:rPr>
+        <w:t xml:space="preserve"> и пароль).</w:t>
       </w:r>
     </w:p>
     <w:p>
@@ -1705,6 +1807,7 @@
           <w:szCs w:val="28"/>
           <w:lang w:eastAsia="ru-RU"/>
         </w:rPr>
+        <w:lastRenderedPageBreak/>
         <w:t>Система удаляет запись из базы данных.</w:t>
       </w:r>
     </w:p>
@@ -1730,7 +1833,6 @@
           <w:sz w:val="28"/>
           <w:szCs w:val="28"/>
         </w:rPr>
-        <w:lastRenderedPageBreak/>
         <w:t>Спецификация основных вариантов использования</w:t>
       </w:r>
     </w:p>
@@ -1794,6 +1896,7 @@
                 <w:szCs w:val="24"/>
               </w:rPr>
             </w:pPr>
+            <w:proofErr w:type="spellStart"/>
             <w:r>
               <w:rPr>
                 <w:b/>
@@ -1802,7 +1905,18 @@
                 <w:szCs w:val="24"/>
                 <w:lang w:val="en-US"/>
               </w:rPr>
-              <w:t>UseCase:</w:t>
+              <w:t>UseCase</w:t>
+            </w:r>
+            <w:proofErr w:type="spellEnd"/>
+            <w:r>
+              <w:rPr>
+                <w:b/>
+                <w:i/>
+                <w:sz w:val="24"/>
+                <w:szCs w:val="24"/>
+                <w:lang w:val="en-US"/>
+              </w:rPr>
+              <w:t>:</w:t>
             </w:r>
             <w:r>
               <w:rPr>
@@ -2084,7 +2198,15 @@
               <w:pStyle w:val="a8"/>
             </w:pPr>
             <w:r>
-              <w:t>Пользователь вводит email и пароль.</w:t>
+              <w:t xml:space="preserve">Пользователь вводит </w:t>
+            </w:r>
+            <w:proofErr w:type="spellStart"/>
+            <w:r>
+              <w:t>email</w:t>
+            </w:r>
+            <w:proofErr w:type="spellEnd"/>
+            <w:r>
+              <w:t xml:space="preserve"> и пароль.</w:t>
             </w:r>
           </w:p>
           <w:p>
@@ -2100,7 +2222,15 @@
               <w:pStyle w:val="a8"/>
             </w:pPr>
             <w:r>
-              <w:t>Система проверяет уникальность email.</w:t>
+              <w:t xml:space="preserve">Система проверяет уникальность </w:t>
+            </w:r>
+            <w:proofErr w:type="spellStart"/>
+            <w:r>
+              <w:t>email</w:t>
+            </w:r>
+            <w:proofErr w:type="spellEnd"/>
+            <w:r>
+              <w:t>.</w:t>
             </w:r>
           </w:p>
           <w:p>
@@ -2108,7 +2238,15 @@
               <w:pStyle w:val="a8"/>
             </w:pPr>
             <w:r>
-              <w:t>Система хэширует пароль пользователя.</w:t>
+              <w:t xml:space="preserve">Система </w:t>
+            </w:r>
+            <w:proofErr w:type="spellStart"/>
+            <w:r>
+              <w:t>хэширует</w:t>
+            </w:r>
+            <w:proofErr w:type="spellEnd"/>
+            <w:r>
+              <w:t xml:space="preserve"> пароль пользователя.</w:t>
             </w:r>
           </w:p>
           <w:p>
@@ -2215,7 +2353,15 @@
               <w:t>A1:</w:t>
             </w:r>
             <w:r>
-              <w:t xml:space="preserve"> Email уже существует → система выводит сообщение об ошибке.</w:t>
+              <w:t xml:space="preserve"> </w:t>
+            </w:r>
+            <w:proofErr w:type="spellStart"/>
+            <w:r>
+              <w:t>Email</w:t>
+            </w:r>
+            <w:proofErr w:type="spellEnd"/>
+            <w:r>
+              <w:t xml:space="preserve"> уже существует → система выводит сообщение об ошибке.</w:t>
             </w:r>
           </w:p>
           <w:p>
@@ -2313,6 +2459,7 @@
                 <w:szCs w:val="24"/>
               </w:rPr>
             </w:pPr>
+            <w:proofErr w:type="spellStart"/>
             <w:r>
               <w:rPr>
                 <w:b/>
@@ -2321,7 +2468,18 @@
                 <w:szCs w:val="24"/>
                 <w:lang w:val="en-US"/>
               </w:rPr>
-              <w:t>UseCase:</w:t>
+              <w:t>UseCase</w:t>
+            </w:r>
+            <w:proofErr w:type="spellEnd"/>
+            <w:r>
+              <w:rPr>
+                <w:b/>
+                <w:i/>
+                <w:sz w:val="24"/>
+                <w:szCs w:val="24"/>
+                <w:lang w:val="en-US"/>
+              </w:rPr>
+              <w:t>:</w:t>
             </w:r>
             <w:r>
               <w:rPr>
@@ -2380,14 +2538,7 @@
                 <w:sz w:val="24"/>
                 <w:szCs w:val="24"/>
               </w:rPr>
-              <w:t>UC-</w:t>
-            </w:r>
-            <w:r>
-              <w:rPr>
-                <w:sz w:val="24"/>
-                <w:szCs w:val="24"/>
-              </w:rPr>
-              <w:t>2</w:t>
+              <w:t>UC-2</w:t>
             </w:r>
           </w:p>
         </w:tc>
@@ -2588,7 +2739,15 @@
               <w:pStyle w:val="a8"/>
             </w:pPr>
             <w:r>
-              <w:t>Пользователь вводит email и пароль.</w:t>
+              <w:t xml:space="preserve">Пользователь вводит </w:t>
+            </w:r>
+            <w:proofErr w:type="spellStart"/>
+            <w:r>
+              <w:t>email</w:t>
+            </w:r>
+            <w:proofErr w:type="spellEnd"/>
+            <w:r>
+              <w:t xml:space="preserve"> и пароль.</w:t>
             </w:r>
           </w:p>
           <w:p>
@@ -2818,6 +2977,7 @@
                 <w:szCs w:val="24"/>
               </w:rPr>
             </w:pPr>
+            <w:proofErr w:type="spellStart"/>
             <w:r>
               <w:rPr>
                 <w:b/>
@@ -2826,7 +2986,18 @@
                 <w:szCs w:val="24"/>
                 <w:lang w:val="en-US"/>
               </w:rPr>
-              <w:t>UseCase:</w:t>
+              <w:t>UseCase</w:t>
+            </w:r>
+            <w:proofErr w:type="spellEnd"/>
+            <w:r>
+              <w:rPr>
+                <w:b/>
+                <w:i/>
+                <w:sz w:val="24"/>
+                <w:szCs w:val="24"/>
+                <w:lang w:val="en-US"/>
+              </w:rPr>
+              <w:t>:</w:t>
             </w:r>
             <w:r>
               <w:rPr>
@@ -3307,19 +3478,7 @@
           <w:b/>
         </w:rPr>
         <w:lastRenderedPageBreak/>
-        <w:t xml:space="preserve">Табл. </w:t>
-      </w:r>
-      <w:r>
-        <w:rPr>
-          <w:b/>
-        </w:rPr>
-        <w:t>4</w:t>
-      </w:r>
-      <w:r>
-        <w:rPr>
-          <w:b/>
-        </w:rPr>
-        <w:t>.</w:t>
+        <w:t>Табл. 4.</w:t>
       </w:r>
       <w:r>
         <w:t xml:space="preserve"> Спецификация вариантов использования</w:t>
@@ -3357,6 +3516,7 @@
                 <w:szCs w:val="24"/>
               </w:rPr>
             </w:pPr>
+            <w:proofErr w:type="spellStart"/>
             <w:r>
               <w:rPr>
                 <w:b/>
@@ -3365,7 +3525,18 @@
                 <w:szCs w:val="24"/>
                 <w:lang w:val="en-US"/>
               </w:rPr>
-              <w:t>UseCase:</w:t>
+              <w:t>UseCase</w:t>
+            </w:r>
+            <w:proofErr w:type="spellEnd"/>
+            <w:r>
+              <w:rPr>
+                <w:b/>
+                <w:i/>
+                <w:sz w:val="24"/>
+                <w:szCs w:val="24"/>
+                <w:lang w:val="en-US"/>
+              </w:rPr>
+              <w:t>:</w:t>
             </w:r>
             <w:r>
               <w:rPr>
@@ -3430,14 +3601,7 @@
                 <w:sz w:val="24"/>
                 <w:szCs w:val="24"/>
               </w:rPr>
-              <w:t>UC-</w:t>
-            </w:r>
-            <w:r>
-              <w:rPr>
-                <w:sz w:val="24"/>
-                <w:szCs w:val="24"/>
-              </w:rPr>
-              <w:t>4</w:t>
+              <w:t>UC-4</w:t>
             </w:r>
           </w:p>
         </w:tc>
@@ -3535,21 +3699,7 @@
                 <w:sz w:val="24"/>
                 <w:szCs w:val="24"/>
               </w:rPr>
-              <w:t xml:space="preserve"> </w:t>
-            </w:r>
-            <w:r>
-              <w:rPr>
-                <w:sz w:val="24"/>
-                <w:szCs w:val="24"/>
-              </w:rPr>
-              <w:t>А</w:t>
-            </w:r>
-            <w:r>
-              <w:rPr>
-                <w:sz w:val="24"/>
-                <w:szCs w:val="24"/>
-              </w:rPr>
-              <w:t>вторизованный пользователь</w:t>
+              <w:t xml:space="preserve"> Авторизованный пользователь</w:t>
             </w:r>
           </w:p>
         </w:tc>
@@ -3873,19 +4023,7 @@
           <w:b/>
         </w:rPr>
         <w:lastRenderedPageBreak/>
-        <w:t xml:space="preserve">Табл. </w:t>
-      </w:r>
-      <w:r>
-        <w:rPr>
-          <w:b/>
-        </w:rPr>
-        <w:t>5</w:t>
-      </w:r>
-      <w:r>
-        <w:rPr>
-          <w:b/>
-        </w:rPr>
-        <w:t>.</w:t>
+        <w:t>Табл. 5.</w:t>
       </w:r>
       <w:r>
         <w:t xml:space="preserve"> Спецификация вариантов использования</w:t>
@@ -3923,6 +4061,7 @@
                 <w:szCs w:val="24"/>
               </w:rPr>
             </w:pPr>
+            <w:proofErr w:type="spellStart"/>
             <w:r>
               <w:rPr>
                 <w:b/>
@@ -3931,7 +4070,18 @@
                 <w:szCs w:val="24"/>
                 <w:lang w:val="en-US"/>
               </w:rPr>
-              <w:t>UseCase:</w:t>
+              <w:t>UseCase</w:t>
+            </w:r>
+            <w:proofErr w:type="spellEnd"/>
+            <w:r>
+              <w:rPr>
+                <w:b/>
+                <w:i/>
+                <w:sz w:val="24"/>
+                <w:szCs w:val="24"/>
+                <w:lang w:val="en-US"/>
+              </w:rPr>
+              <w:t>:</w:t>
             </w:r>
             <w:r>
               <w:rPr>
@@ -3996,14 +4146,7 @@
                 <w:sz w:val="24"/>
                 <w:szCs w:val="24"/>
               </w:rPr>
-              <w:t>UC-</w:t>
-            </w:r>
-            <w:r>
-              <w:rPr>
-                <w:sz w:val="24"/>
-                <w:szCs w:val="24"/>
-              </w:rPr>
-              <w:t>5</w:t>
+              <w:t>UC-5</w:t>
             </w:r>
           </w:p>
         </w:tc>
@@ -4101,21 +4244,7 @@
                 <w:sz w:val="24"/>
                 <w:szCs w:val="24"/>
               </w:rPr>
-              <w:t xml:space="preserve"> </w:t>
-            </w:r>
-            <w:r>
-              <w:rPr>
-                <w:sz w:val="24"/>
-                <w:szCs w:val="24"/>
-              </w:rPr>
-              <w:t>А</w:t>
-            </w:r>
-            <w:r>
-              <w:rPr>
-                <w:sz w:val="24"/>
-                <w:szCs w:val="24"/>
-              </w:rPr>
-              <w:t>вторизованный пользователь</w:t>
+              <w:t xml:space="preserve"> Авторизованный пользователь</w:t>
             </w:r>
           </w:p>
         </w:tc>
@@ -4399,7 +4528,15 @@
               <w:pStyle w:val="a8"/>
             </w:pPr>
             <w:r>
-              <w:t>A3: Нет авторизации.</w:t>
+              <w:t>A3</w:t>
+            </w:r>
+            <w:proofErr w:type="gramStart"/>
+            <w:r>
+              <w:t>: Нет</w:t>
+            </w:r>
+            <w:proofErr w:type="gramEnd"/>
+            <w:r>
+              <w:t xml:space="preserve"> авторизации.</w:t>
             </w:r>
           </w:p>
         </w:tc>
@@ -4443,19 +4580,7 @@
           <w:b/>
         </w:rPr>
         <w:lastRenderedPageBreak/>
-        <w:t xml:space="preserve">Табл. </w:t>
-      </w:r>
-      <w:r>
-        <w:rPr>
-          <w:b/>
-        </w:rPr>
-        <w:t>6</w:t>
-      </w:r>
-      <w:r>
-        <w:rPr>
-          <w:b/>
-        </w:rPr>
-        <w:t>.</w:t>
+        <w:t>Табл. 6.</w:t>
       </w:r>
       <w:r>
         <w:t xml:space="preserve"> Спецификация вариантов использования</w:t>
@@ -4493,6 +4618,7 @@
                 <w:szCs w:val="24"/>
               </w:rPr>
             </w:pPr>
+            <w:proofErr w:type="spellStart"/>
             <w:r>
               <w:rPr>
                 <w:b/>
@@ -4501,7 +4627,18 @@
                 <w:szCs w:val="24"/>
                 <w:lang w:val="en-US"/>
               </w:rPr>
-              <w:t>UseCase:</w:t>
+              <w:t>UseCase</w:t>
+            </w:r>
+            <w:proofErr w:type="spellEnd"/>
+            <w:r>
+              <w:rPr>
+                <w:b/>
+                <w:i/>
+                <w:sz w:val="24"/>
+                <w:szCs w:val="24"/>
+                <w:lang w:val="en-US"/>
+              </w:rPr>
+              <w:t>:</w:t>
             </w:r>
             <w:r>
               <w:rPr>
@@ -4566,14 +4703,7 @@
                 <w:sz w:val="24"/>
                 <w:szCs w:val="24"/>
               </w:rPr>
-              <w:t>UC-</w:t>
-            </w:r>
-            <w:r>
-              <w:rPr>
-                <w:sz w:val="24"/>
-                <w:szCs w:val="24"/>
-              </w:rPr>
-              <w:t>6</w:t>
+              <w:t>UC-6</w:t>
             </w:r>
           </w:p>
         </w:tc>
@@ -4671,21 +4801,7 @@
                 <w:sz w:val="24"/>
                 <w:szCs w:val="24"/>
               </w:rPr>
-              <w:t xml:space="preserve"> </w:t>
-            </w:r>
-            <w:r>
-              <w:rPr>
-                <w:sz w:val="24"/>
-                <w:szCs w:val="24"/>
-              </w:rPr>
-              <w:t>А</w:t>
-            </w:r>
-            <w:r>
-              <w:rPr>
-                <w:sz w:val="24"/>
-                <w:szCs w:val="24"/>
-              </w:rPr>
-              <w:t>вторизованный пользователь</w:t>
+              <w:t xml:space="preserve"> Авторизованный пользователь</w:t>
             </w:r>
           </w:p>
         </w:tc>
@@ -4961,7 +5077,15 @@
               <w:pStyle w:val="a8"/>
             </w:pPr>
             <w:r>
-              <w:t>A2: Нет прав доступа.</w:t>
+              <w:t>A2</w:t>
+            </w:r>
+            <w:proofErr w:type="gramStart"/>
+            <w:r>
+              <w:t>: Нет</w:t>
+            </w:r>
+            <w:proofErr w:type="gramEnd"/>
+            <w:r>
+              <w:t xml:space="preserve"> прав доступа.</w:t>
             </w:r>
           </w:p>
           <w:p>
@@ -4969,7 +5093,15 @@
               <w:pStyle w:val="a8"/>
             </w:pPr>
             <w:r>
-              <w:t>A3: Нет авторизации.</w:t>
+              <w:t>A3</w:t>
+            </w:r>
+            <w:proofErr w:type="gramStart"/>
+            <w:r>
+              <w:t>: Нет</w:t>
+            </w:r>
+            <w:proofErr w:type="gramEnd"/>
+            <w:r>
+              <w:t xml:space="preserve"> авторизации.</w:t>
             </w:r>
           </w:p>
         </w:tc>
